--- a/Документация/ТЗ Громов для сайта.docx
+++ b/Документация/ТЗ Громов для сайта.docx
@@ -93,7 +93,6 @@
         </w:rPr>
         <w:tab/>
       </w:r>
-      <w:proofErr w:type="gramStart"/>
       <w:r>
         <w:rPr>
           <w:rFonts w:eastAsia="Aptos"/>
@@ -104,7 +103,6 @@
         <w:tab/>
         <w:t xml:space="preserve">  Утверждаю</w:t>
       </w:r>
-      <w:proofErr w:type="gramEnd"/>
       <w:r>
         <w:rPr>
           <w:rFonts w:eastAsia="Aptos"/>
@@ -203,7 +201,25 @@
           <w:szCs w:val="28"/>
           <w:lang w:eastAsia="en-US"/>
         </w:rPr>
-        <w:t>» ___________ 2025 г.</w:t>
+        <w:t>» ___________ 202</w:t>
+      </w:r>
+      <w:r>
+        <w:rPr>
+          <w:rFonts w:eastAsia="Aptos"/>
+          <w:sz w:val="28"/>
+          <w:szCs w:val="28"/>
+          <w:lang w:eastAsia="en-US"/>
+        </w:rPr>
+        <w:t>6</w:t>
+      </w:r>
+      <w:r>
+        <w:rPr>
+          <w:rFonts w:eastAsia="Aptos"/>
+          <w:sz w:val="28"/>
+          <w:szCs w:val="28"/>
+          <w:lang w:eastAsia="en-US"/>
+        </w:rPr>
+        <w:t xml:space="preserve"> г.</w:t>
       </w:r>
       <w:r>
         <w:rPr>
@@ -242,7 +258,6 @@
         <w:tab/>
         <w:t xml:space="preserve">   </w:t>
       </w:r>
-      <w:proofErr w:type="gramStart"/>
       <w:r>
         <w:rPr>
           <w:rFonts w:eastAsia="Aptos"/>
@@ -252,19 +267,16 @@
           <w:szCs w:val="28"/>
           <w:lang w:eastAsia="en-US"/>
         </w:rPr>
-        <w:t xml:space="preserve">«  </w:t>
-      </w:r>
-      <w:proofErr w:type="gramEnd"/>
+        <w:t xml:space="preserve">«   </w:t>
+      </w:r>
       <w:r>
         <w:rPr>
           <w:rFonts w:eastAsia="Aptos"/>
-          <w:i/>
-          <w:iCs/>
           <w:sz w:val="28"/>
           <w:szCs w:val="28"/>
           <w:lang w:eastAsia="en-US"/>
         </w:rPr>
-        <w:t xml:space="preserve"> </w:t>
+        <w:t>» ___________ 202</w:t>
       </w:r>
       <w:r>
         <w:rPr>
@@ -273,7 +285,16 @@
           <w:szCs w:val="28"/>
           <w:lang w:eastAsia="en-US"/>
         </w:rPr>
-        <w:t>» ___________ 2025 г.</w:t>
+        <w:t>6</w:t>
+      </w:r>
+      <w:r>
+        <w:rPr>
+          <w:rFonts w:eastAsia="Aptos"/>
+          <w:sz w:val="28"/>
+          <w:szCs w:val="28"/>
+          <w:lang w:eastAsia="en-US"/>
+        </w:rPr>
+        <w:t xml:space="preserve"> г.</w:t>
       </w:r>
     </w:p>
     <w:p>
@@ -602,16 +623,7 @@
           <w:szCs w:val="28"/>
           <w:lang w:eastAsia="en-US"/>
         </w:rPr>
-        <w:t>Пенза, 202</w:t>
-      </w:r>
-      <w:r>
-        <w:rPr>
-          <w:rFonts w:eastAsia="Aptos"/>
-          <w:sz w:val="28"/>
-          <w:szCs w:val="28"/>
-          <w:lang w:eastAsia="en-US"/>
-        </w:rPr>
-        <w:t>6</w:t>
+        <w:t>Пенза, 2026</w:t>
       </w:r>
     </w:p>
     <w:p>
@@ -827,25 +839,7 @@
           <w:sz w:val="28"/>
           <w:szCs w:val="28"/>
         </w:rPr>
-        <w:t>Возможное использование фреймворков (</w:t>
-      </w:r>
-      <w:proofErr w:type="spellStart"/>
-      <w:r>
-        <w:rPr>
-          <w:color w:val="0F1115"/>
-          <w:sz w:val="28"/>
-          <w:szCs w:val="28"/>
-        </w:rPr>
-        <w:t>React</w:t>
-      </w:r>
-      <w:proofErr w:type="spellEnd"/>
-      <w:r>
-        <w:rPr>
-          <w:color w:val="0F1115"/>
-          <w:sz w:val="28"/>
-          <w:szCs w:val="28"/>
-        </w:rPr>
-        <w:t>, Vue.js) и библиотек для визуализации данных (Chart.js, D3.js).</w:t>
+        <w:t>Возможное использование фреймворков (React, Vue.js) и библиотек для визуализации данных (Chart.js, D3.js).</w:t>
       </w:r>
     </w:p>
     <w:p>
@@ -1563,25 +1557,7 @@
           <w:sz w:val="28"/>
           <w:szCs w:val="28"/>
         </w:rPr>
-        <w:t xml:space="preserve">Информация о комиссиях и </w:t>
-      </w:r>
-      <w:proofErr w:type="spellStart"/>
-      <w:r>
-        <w:rPr>
-          <w:color w:val="0F1115"/>
-          <w:sz w:val="28"/>
-          <w:szCs w:val="28"/>
-        </w:rPr>
-        <w:t>спецусловиях</w:t>
-      </w:r>
-      <w:proofErr w:type="spellEnd"/>
-      <w:r>
-        <w:rPr>
-          <w:color w:val="0F1115"/>
-          <w:sz w:val="28"/>
-          <w:szCs w:val="28"/>
-        </w:rPr>
-        <w:t>.</w:t>
+        <w:t>Информация о комиссиях и спецусловиях.</w:t>
       </w:r>
     </w:p>
     <w:p>
